--- a/website/training/SecureObs_Manager_Training_Manual.docx
+++ b/website/training/SecureObs_Manager_Training_Manual.docx
@@ -108,7 +108,7 @@
                 <w:color w:val="486274"/>
                 <w:sz w:val="22"/>
               </w:rPr>
-              <w:t>A practical manager route manual for signing in, creating permanent staff records, writing NFC staff tags and configuring ward modules safely.</w:t>
+              <w:t>A practical manager route manual for staff access, temporary allocations, NFC tags, patient management and safe ward configuration.</w:t>
             </w:r>
           </w:p>
           <w:tbl>
@@ -362,7 +362,7 @@
           <w:color w:val="486274"/>
           <w:sz w:val="18"/>
         </w:rPr>
-        <w:t>Version 1.0 • July 2026 • For SecureObs managers, ward managers and system administrators</w:t>
+        <w:t>Version 1.1 • September 2026 • For SecureObs managers, ward managers and system administrators</w:t>
       </w:r>
     </w:p>
     <w:p>
@@ -430,7 +430,7 @@
                 <w:color w:val="264859"/>
                 <w:sz w:val="19"/>
               </w:rPr>
-              <w:t>The manager route is used to control access, staff records, ward module switches and the operational settings that shape what staff can see and do on a ward tablet.</w:t>
+              <w:t>The manager route is used to control permanent and temporary staff access, patient administration, ward module switches and the operational settings that shape what staff can see and do on a ward tablet.</w:t>
             </w:r>
           </w:p>
         </w:tc>
@@ -3005,7 +3005,7 @@
                 <w:color w:val="082A58"/>
                 <w:sz w:val="21"/>
               </w:rPr>
-              <w:t>Permanent staff only</w:t>
+              <w:t>Permanent staff cards</w:t>
             </w:r>
           </w:p>
           <w:p>
@@ -3019,7 +3019,7 @@
                 <w:color w:val="264859"/>
                 <w:sz w:val="19"/>
               </w:rPr>
-              <w:t>NFC staff tags are intended for permanent staff records. Save the staff member first, then use Write NFC tag from the confirmation prompt or the NFC staff tag panel.</w:t>
+              <w:t>For permanent staff, save the staff member first, then use Write NFC tag from the confirmation prompt or the NFC staff tag panel. Temporary staff cards use the separate Temporary staff setup route described next.</w:t>
             </w:r>
           </w:p>
         </w:tc>
@@ -3362,7 +3362,565 @@
         <w:pStyle w:val="Heading1"/>
       </w:pPr>
       <w:r>
-        <w:t>6. Ward settings map</w:t>
+        <w:t>6. Temporary bank and agency staff</w:t>
+      </w:r>
+    </w:p>
+    <w:tbl>
+      <w:tblPr>
+        <w:tblW w:type="dxa" w:w="9360"/>
+        <w:jc w:val="center"/>
+        <w:tblLayout w:type="fixed"/>
+        <w:tblLook w:firstColumn="1" w:firstRow="1" w:lastColumn="0" w:lastRow="0" w:noHBand="0" w:noVBand="1" w:val="04A0"/>
+      </w:tblPr>
+      <w:tblGrid>
+        <w:gridCol w:w="936"/>
+        <w:gridCol w:w="8352"/>
+      </w:tblGrid>
+      <w:tr>
+        <w:tc>
+          <w:tcPr>
+            <w:tcW w:type="dxa" w:w="936"/>
+            <w:shd w:fill="0A6C85"/>
+            <w:tcBorders>
+              <w:top w:val="single" w:sz="6" w:space="0" w:color="0A6C85"/>
+              <w:left w:val="single" w:sz="6" w:space="0" w:color="0A6C85"/>
+              <w:bottom w:val="single" w:sz="6" w:space="0" w:color="0A6C85"/>
+              <w:right w:val="single" w:sz="6" w:space="0" w:color="0A6C85"/>
+            </w:tcBorders>
+            <w:tcMar>
+              <w:top w:w="140" w:type="dxa"/>
+              <w:start w:w="100" w:type="dxa"/>
+              <w:bottom w:w="140" w:type="dxa"/>
+              <w:end w:w="100" w:type="dxa"/>
+            </w:tcMar>
+          </w:tcPr>
+          <w:p>
+            <w:pPr>
+              <w:spacing w:after="0"/>
+              <w:jc w:val="center"/>
+            </w:pPr>
+            <w:r>
+              <w:rPr>
+                <w:rFonts w:ascii="Arial" w:hAnsi="Arial"/>
+                <w:b/>
+                <w:color w:val="FFFFFF"/>
+                <w:sz w:val="28"/>
+              </w:rPr>
+              <w:t>1</w:t>
+            </w:r>
+          </w:p>
+        </w:tc>
+        <w:tc>
+          <w:tcPr>
+            <w:tcW w:type="dxa" w:w="8352"/>
+            <w:shd w:fill="FFFFFF"/>
+            <w:tcBorders>
+              <w:top w:val="single" w:sz="6" w:space="0" w:color="D6E5EC"/>
+              <w:left w:val="single" w:sz="6" w:space="0" w:color="D6E5EC"/>
+              <w:bottom w:val="single" w:sz="6" w:space="0" w:color="D6E5EC"/>
+              <w:right w:val="single" w:sz="6" w:space="0" w:color="D6E5EC"/>
+            </w:tcBorders>
+            <w:tcMar>
+              <w:top w:w="120" w:type="dxa"/>
+              <w:start w:w="150" w:type="dxa"/>
+              <w:bottom w:w="120" w:type="dxa"/>
+              <w:end w:w="150" w:type="dxa"/>
+            </w:tcMar>
+          </w:tcPr>
+          <w:p>
+            <w:pPr>
+              <w:spacing w:after="40"/>
+            </w:pPr>
+            <w:r>
+              <w:rPr>
+                <w:rFonts w:ascii="Arial" w:hAnsi="Arial"/>
+                <w:b/>
+                <w:color w:val="082A58"/>
+                <w:sz w:val="20"/>
+              </w:rPr>
+              <w:t>Open Temporary staff setup</w:t>
+            </w:r>
+          </w:p>
+          <w:p>
+            <w:pPr>
+              <w:spacing w:after="0"/>
+            </w:pPr>
+            <w:r>
+              <w:rPr>
+                <w:rFonts w:ascii="Arial" w:hAnsi="Arial"/>
+                <w:color w:val="2D4652"/>
+                <w:sz w:val="18"/>
+              </w:rPr>
+              <w:t>Use the dedicated manager route rather than creating a temporary worker as permanent staff.</w:t>
+            </w:r>
+          </w:p>
+        </w:tc>
+      </w:tr>
+      <w:tr>
+        <w:tc>
+          <w:tcPr>
+            <w:tcW w:type="dxa" w:w="936"/>
+            <w:shd w:fill="0A6C85"/>
+            <w:tcBorders>
+              <w:top w:val="single" w:sz="6" w:space="0" w:color="0A6C85"/>
+              <w:left w:val="single" w:sz="6" w:space="0" w:color="0A6C85"/>
+              <w:bottom w:val="single" w:sz="6" w:space="0" w:color="0A6C85"/>
+              <w:right w:val="single" w:sz="6" w:space="0" w:color="0A6C85"/>
+            </w:tcBorders>
+            <w:tcMar>
+              <w:top w:w="140" w:type="dxa"/>
+              <w:start w:w="100" w:type="dxa"/>
+              <w:bottom w:w="140" w:type="dxa"/>
+              <w:end w:w="100" w:type="dxa"/>
+            </w:tcMar>
+          </w:tcPr>
+          <w:p>
+            <w:pPr>
+              <w:spacing w:after="0"/>
+              <w:jc w:val="center"/>
+            </w:pPr>
+            <w:r>
+              <w:rPr>
+                <w:rFonts w:ascii="Arial" w:hAnsi="Arial"/>
+                <w:b/>
+                <w:color w:val="FFFFFF"/>
+                <w:sz w:val="28"/>
+              </w:rPr>
+              <w:t>2</w:t>
+            </w:r>
+          </w:p>
+        </w:tc>
+        <w:tc>
+          <w:tcPr>
+            <w:tcW w:type="dxa" w:w="8352"/>
+            <w:shd w:fill="FFFFFF"/>
+            <w:tcBorders>
+              <w:top w:val="single" w:sz="6" w:space="0" w:color="D6E5EC"/>
+              <w:left w:val="single" w:sz="6" w:space="0" w:color="D6E5EC"/>
+              <w:bottom w:val="single" w:sz="6" w:space="0" w:color="D6E5EC"/>
+              <w:right w:val="single" w:sz="6" w:space="0" w:color="D6E5EC"/>
+            </w:tcBorders>
+            <w:tcMar>
+              <w:top w:w="120" w:type="dxa"/>
+              <w:start w:w="150" w:type="dxa"/>
+              <w:bottom w:w="120" w:type="dxa"/>
+              <w:end w:w="150" w:type="dxa"/>
+            </w:tcMar>
+          </w:tcPr>
+          <w:p>
+            <w:pPr>
+              <w:spacing w:after="40"/>
+            </w:pPr>
+            <w:r>
+              <w:rPr>
+                <w:rFonts w:ascii="Arial" w:hAnsi="Arial"/>
+                <w:b/>
+                <w:color w:val="082A58"/>
+                <w:sz w:val="20"/>
+              </w:rPr>
+              <w:t>Record the real staff identity</w:t>
+            </w:r>
+          </w:p>
+          <w:p>
+            <w:pPr>
+              <w:spacing w:after="0"/>
+            </w:pPr>
+            <w:r>
+              <w:rPr>
+                <w:rFonts w:ascii="Arial" w:hAnsi="Arial"/>
+                <w:color w:val="2D4652"/>
+                <w:sz w:val="18"/>
+              </w:rPr>
+              <w:t>Enter the worker's name, designation and an available TEMP STAFFCODE. Never share one temporary record between workers.</w:t>
+            </w:r>
+          </w:p>
+        </w:tc>
+      </w:tr>
+      <w:tr>
+        <w:tc>
+          <w:tcPr>
+            <w:tcW w:type="dxa" w:w="936"/>
+            <w:shd w:fill="0A6C85"/>
+            <w:tcBorders>
+              <w:top w:val="single" w:sz="6" w:space="0" w:color="0A6C85"/>
+              <w:left w:val="single" w:sz="6" w:space="0" w:color="0A6C85"/>
+              <w:bottom w:val="single" w:sz="6" w:space="0" w:color="0A6C85"/>
+              <w:right w:val="single" w:sz="6" w:space="0" w:color="0A6C85"/>
+            </w:tcBorders>
+            <w:tcMar>
+              <w:top w:w="140" w:type="dxa"/>
+              <w:start w:w="100" w:type="dxa"/>
+              <w:bottom w:w="140" w:type="dxa"/>
+              <w:end w:w="100" w:type="dxa"/>
+            </w:tcMar>
+          </w:tcPr>
+          <w:p>
+            <w:pPr>
+              <w:spacing w:after="0"/>
+              <w:jc w:val="center"/>
+            </w:pPr>
+            <w:r>
+              <w:rPr>
+                <w:rFonts w:ascii="Arial" w:hAnsi="Arial"/>
+                <w:b/>
+                <w:color w:val="FFFFFF"/>
+                <w:sz w:val="28"/>
+              </w:rPr>
+              <w:t>3</w:t>
+            </w:r>
+          </w:p>
+        </w:tc>
+        <w:tc>
+          <w:tcPr>
+            <w:tcW w:type="dxa" w:w="8352"/>
+            <w:shd w:fill="FFFFFF"/>
+            <w:tcBorders>
+              <w:top w:val="single" w:sz="6" w:space="0" w:color="D6E5EC"/>
+              <w:left w:val="single" w:sz="6" w:space="0" w:color="D6E5EC"/>
+              <w:bottom w:val="single" w:sz="6" w:space="0" w:color="D6E5EC"/>
+              <w:right w:val="single" w:sz="6" w:space="0" w:color="D6E5EC"/>
+            </w:tcBorders>
+            <w:tcMar>
+              <w:top w:w="120" w:type="dxa"/>
+              <w:start w:w="150" w:type="dxa"/>
+              <w:bottom w:w="120" w:type="dxa"/>
+              <w:end w:w="150" w:type="dxa"/>
+            </w:tcMar>
+          </w:tcPr>
+          <w:p>
+            <w:pPr>
+              <w:spacing w:after="40"/>
+            </w:pPr>
+            <w:r>
+              <w:rPr>
+                <w:rFonts w:ascii="Arial" w:hAnsi="Arial"/>
+                <w:b/>
+                <w:color w:val="082A58"/>
+                <w:sz w:val="20"/>
+              </w:rPr>
+              <w:t>Set the access window</w:t>
+            </w:r>
+          </w:p>
+          <w:p>
+            <w:pPr>
+              <w:spacing w:after="0"/>
+            </w:pPr>
+            <w:r>
+              <w:rPr>
+                <w:rFonts w:ascii="Arial" w:hAnsi="Arial"/>
+                <w:color w:val="2D4652"/>
+                <w:sz w:val="18"/>
+              </w:rPr>
+              <w:t>Choose the exact start and end date and time. Access works only during that saved allocation.</w:t>
+            </w:r>
+          </w:p>
+        </w:tc>
+      </w:tr>
+      <w:tr>
+        <w:tc>
+          <w:tcPr>
+            <w:tcW w:type="dxa" w:w="936"/>
+            <w:shd w:fill="0A6C85"/>
+            <w:tcBorders>
+              <w:top w:val="single" w:sz="6" w:space="0" w:color="0A6C85"/>
+              <w:left w:val="single" w:sz="6" w:space="0" w:color="0A6C85"/>
+              <w:bottom w:val="single" w:sz="6" w:space="0" w:color="0A6C85"/>
+              <w:right w:val="single" w:sz="6" w:space="0" w:color="0A6C85"/>
+            </w:tcBorders>
+            <w:tcMar>
+              <w:top w:w="140" w:type="dxa"/>
+              <w:start w:w="100" w:type="dxa"/>
+              <w:bottom w:w="140" w:type="dxa"/>
+              <w:end w:w="100" w:type="dxa"/>
+            </w:tcMar>
+          </w:tcPr>
+          <w:p>
+            <w:pPr>
+              <w:spacing w:after="0"/>
+              <w:jc w:val="center"/>
+            </w:pPr>
+            <w:r>
+              <w:rPr>
+                <w:rFonts w:ascii="Arial" w:hAnsi="Arial"/>
+                <w:b/>
+                <w:color w:val="FFFFFF"/>
+                <w:sz w:val="28"/>
+              </w:rPr>
+              <w:t>4</w:t>
+            </w:r>
+          </w:p>
+        </w:tc>
+        <w:tc>
+          <w:tcPr>
+            <w:tcW w:type="dxa" w:w="8352"/>
+            <w:shd w:fill="FFFFFF"/>
+            <w:tcBorders>
+              <w:top w:val="single" w:sz="6" w:space="0" w:color="D6E5EC"/>
+              <w:left w:val="single" w:sz="6" w:space="0" w:color="D6E5EC"/>
+              <w:bottom w:val="single" w:sz="6" w:space="0" w:color="D6E5EC"/>
+              <w:right w:val="single" w:sz="6" w:space="0" w:color="D6E5EC"/>
+            </w:tcBorders>
+            <w:tcMar>
+              <w:top w:w="120" w:type="dxa"/>
+              <w:start w:w="150" w:type="dxa"/>
+              <w:bottom w:w="120" w:type="dxa"/>
+              <w:end w:w="150" w:type="dxa"/>
+            </w:tcMar>
+          </w:tcPr>
+          <w:p>
+            <w:pPr>
+              <w:spacing w:after="40"/>
+            </w:pPr>
+            <w:r>
+              <w:rPr>
+                <w:rFonts w:ascii="Arial" w:hAnsi="Arial"/>
+                <w:b/>
+                <w:color w:val="082A58"/>
+                <w:sz w:val="20"/>
+              </w:rPr>
+              <w:t>Save before writing NFC</w:t>
+            </w:r>
+          </w:p>
+          <w:p>
+            <w:pPr>
+              <w:spacing w:after="0"/>
+            </w:pPr>
+            <w:r>
+              <w:rPr>
+                <w:rFonts w:ascii="Arial" w:hAnsi="Arial"/>
+                <w:color w:val="2D4652"/>
+                <w:sz w:val="18"/>
+              </w:rPr>
+              <w:t>Save the temporary record, then write and test the reusable NFC card. The card identifies the staff record but does not extend its access window.</w:t>
+            </w:r>
+          </w:p>
+        </w:tc>
+      </w:tr>
+      <w:tr>
+        <w:tc>
+          <w:tcPr>
+            <w:tcW w:type="dxa" w:w="936"/>
+            <w:shd w:fill="0A6C85"/>
+            <w:tcBorders>
+              <w:top w:val="single" w:sz="6" w:space="0" w:color="0A6C85"/>
+              <w:left w:val="single" w:sz="6" w:space="0" w:color="0A6C85"/>
+              <w:bottom w:val="single" w:sz="6" w:space="0" w:color="0A6C85"/>
+              <w:right w:val="single" w:sz="6" w:space="0" w:color="0A6C85"/>
+            </w:tcBorders>
+            <w:tcMar>
+              <w:top w:w="140" w:type="dxa"/>
+              <w:start w:w="100" w:type="dxa"/>
+              <w:bottom w:w="140" w:type="dxa"/>
+              <w:end w:w="100" w:type="dxa"/>
+            </w:tcMar>
+          </w:tcPr>
+          <w:p>
+            <w:pPr>
+              <w:spacing w:after="0"/>
+              <w:jc w:val="center"/>
+            </w:pPr>
+            <w:r>
+              <w:rPr>
+                <w:rFonts w:ascii="Arial" w:hAnsi="Arial"/>
+                <w:b/>
+                <w:color w:val="FFFFFF"/>
+                <w:sz w:val="28"/>
+              </w:rPr>
+              <w:t>5</w:t>
+            </w:r>
+          </w:p>
+        </w:tc>
+        <w:tc>
+          <w:tcPr>
+            <w:tcW w:type="dxa" w:w="8352"/>
+            <w:shd w:fill="FFFFFF"/>
+            <w:tcBorders>
+              <w:top w:val="single" w:sz="6" w:space="0" w:color="D6E5EC"/>
+              <w:left w:val="single" w:sz="6" w:space="0" w:color="D6E5EC"/>
+              <w:bottom w:val="single" w:sz="6" w:space="0" w:color="D6E5EC"/>
+              <w:right w:val="single" w:sz="6" w:space="0" w:color="D6E5EC"/>
+            </w:tcBorders>
+            <w:tcMar>
+              <w:top w:w="120" w:type="dxa"/>
+              <w:start w:w="150" w:type="dxa"/>
+              <w:bottom w:w="120" w:type="dxa"/>
+              <w:end w:w="150" w:type="dxa"/>
+            </w:tcMar>
+          </w:tcPr>
+          <w:p>
+            <w:pPr>
+              <w:spacing w:after="40"/>
+            </w:pPr>
+            <w:r>
+              <w:rPr>
+                <w:rFonts w:ascii="Arial" w:hAnsi="Arial"/>
+                <w:b/>
+                <w:color w:val="082A58"/>
+                <w:sz w:val="20"/>
+              </w:rPr>
+              <w:t>First sign-in</w:t>
+            </w:r>
+          </w:p>
+          <w:p>
+            <w:pPr>
+              <w:spacing w:after="0"/>
+            </w:pPr>
+            <w:r>
+              <w:rPr>
+                <w:rFonts w:ascii="Arial" w:hAnsi="Arial"/>
+                <w:color w:val="2D4652"/>
+                <w:sz w:val="18"/>
+              </w:rPr>
+              <w:t>Temporary staff begin with PIN 1111 and must choose a personal 4 to 6 digit PIN before opening ward screens.</w:t>
+            </w:r>
+          </w:p>
+        </w:tc>
+      </w:tr>
+      <w:tr>
+        <w:tc>
+          <w:tcPr>
+            <w:tcW w:type="dxa" w:w="936"/>
+            <w:shd w:fill="0A6C85"/>
+            <w:tcBorders>
+              <w:top w:val="single" w:sz="6" w:space="0" w:color="0A6C85"/>
+              <w:left w:val="single" w:sz="6" w:space="0" w:color="0A6C85"/>
+              <w:bottom w:val="single" w:sz="6" w:space="0" w:color="0A6C85"/>
+              <w:right w:val="single" w:sz="6" w:space="0" w:color="0A6C85"/>
+            </w:tcBorders>
+            <w:tcMar>
+              <w:top w:w="140" w:type="dxa"/>
+              <w:start w:w="100" w:type="dxa"/>
+              <w:bottom w:w="140" w:type="dxa"/>
+              <w:end w:w="100" w:type="dxa"/>
+            </w:tcMar>
+          </w:tcPr>
+          <w:p>
+            <w:pPr>
+              <w:spacing w:after="0"/>
+              <w:jc w:val="center"/>
+            </w:pPr>
+            <w:r>
+              <w:rPr>
+                <w:rFonts w:ascii="Arial" w:hAnsi="Arial"/>
+                <w:b/>
+                <w:color w:val="FFFFFF"/>
+                <w:sz w:val="28"/>
+              </w:rPr>
+              <w:t>6</w:t>
+            </w:r>
+          </w:p>
+        </w:tc>
+        <w:tc>
+          <w:tcPr>
+            <w:tcW w:type="dxa" w:w="8352"/>
+            <w:shd w:fill="FFFFFF"/>
+            <w:tcBorders>
+              <w:top w:val="single" w:sz="6" w:space="0" w:color="D6E5EC"/>
+              <w:left w:val="single" w:sz="6" w:space="0" w:color="D6E5EC"/>
+              <w:bottom w:val="single" w:sz="6" w:space="0" w:color="D6E5EC"/>
+              <w:right w:val="single" w:sz="6" w:space="0" w:color="D6E5EC"/>
+            </w:tcBorders>
+            <w:tcMar>
+              <w:top w:w="120" w:type="dxa"/>
+              <w:start w:w="150" w:type="dxa"/>
+              <w:bottom w:w="120" w:type="dxa"/>
+              <w:end w:w="150" w:type="dxa"/>
+            </w:tcMar>
+          </w:tcPr>
+          <w:p>
+            <w:pPr>
+              <w:spacing w:after="40"/>
+            </w:pPr>
+            <w:r>
+              <w:rPr>
+                <w:rFonts w:ascii="Arial" w:hAnsi="Arial"/>
+                <w:b/>
+                <w:color w:val="082A58"/>
+                <w:sz w:val="20"/>
+              </w:rPr>
+              <w:t>Expiry warning</w:t>
+            </w:r>
+          </w:p>
+          <w:p>
+            <w:pPr>
+              <w:spacing w:after="0"/>
+            </w:pPr>
+            <w:r>
+              <w:rPr>
+                <w:rFonts w:ascii="Arial" w:hAnsi="Arial"/>
+                <w:color w:val="2D4652"/>
+                <w:sz w:val="18"/>
+              </w:rPr>
+              <w:t>Five minutes before the allocation ends, SecureObs warns the worker to save notes or unfinished work. The session signs out automatically at the saved end time.</w:t>
+            </w:r>
+          </w:p>
+        </w:tc>
+      </w:tr>
+    </w:tbl>
+    <w:tbl>
+      <w:tblPr>
+        <w:tblW w:type="dxa" w:w="9360"/>
+        <w:jc w:val="center"/>
+        <w:tblLook w:firstColumn="1" w:firstRow="1" w:lastColumn="0" w:lastRow="0" w:noHBand="0" w:noVBand="1" w:val="04A0"/>
+      </w:tblPr>
+      <w:tblGrid>
+        <w:gridCol w:w="10080"/>
+      </w:tblGrid>
+      <w:tr>
+        <w:tc>
+          <w:tcPr>
+            <w:tcW w:type="dxa" w:w="10080"/>
+            <w:shd w:fill="FFF4D6"/>
+            <w:tcBorders>
+              <w:top w:val="single" w:sz="6" w:space="0" w:color="C9E5EF"/>
+              <w:left w:val="single" w:sz="6" w:space="0" w:color="C9E5EF"/>
+              <w:bottom w:val="single" w:sz="6" w:space="0" w:color="C9E5EF"/>
+              <w:right w:val="single" w:sz="6" w:space="0" w:color="C9E5EF"/>
+            </w:tcBorders>
+            <w:tcMar>
+              <w:top w:w="150" w:type="dxa"/>
+              <w:start w:w="170" w:type="dxa"/>
+              <w:bottom w:w="150" w:type="dxa"/>
+              <w:end w:w="170" w:type="dxa"/>
+            </w:tcMar>
+          </w:tcPr>
+          <w:p>
+            <w:pPr>
+              <w:spacing w:after="40"/>
+            </w:pPr>
+            <w:r>
+              <w:rPr>
+                <w:rFonts w:ascii="Arial" w:hAnsi="Arial"/>
+                <w:b/>
+                <w:color w:val="082A58"/>
+                <w:sz w:val="21"/>
+              </w:rPr>
+              <w:t>Temporary access control</w:t>
+            </w:r>
+          </w:p>
+          <w:p>
+            <w:pPr>
+              <w:spacing w:after="0"/>
+            </w:pPr>
+            <w:r>
+              <w:rPr>
+                <w:rFonts w:ascii="Arial" w:hAnsi="Arial"/>
+                <w:b w:val="0"/>
+                <w:color w:val="264859"/>
+                <w:sz w:val="19"/>
+              </w:rPr>
+              <w:t>Extending a shift requires an authorised manager to update the saved allocation. Do not bypass expiry by creating duplicate workers or sharing another person's login.</w:t>
+            </w:r>
+          </w:p>
+        </w:tc>
+      </w:tr>
+    </w:tbl>
+    <w:p>
+      <w:pPr>
+        <w:pStyle w:val="Heading1"/>
+      </w:pPr>
+      <w:r>
+        <w:t>7. Ward settings map</w:t>
       </w:r>
     </w:p>
     <w:tbl>
@@ -4016,6 +4574,142 @@
                 <w:color w:val="082A58"/>
                 <w:sz w:val="18"/>
               </w:rPr>
+              <w:t>Observation locations</w:t>
+            </w:r>
+          </w:p>
+        </w:tc>
+        <w:tc>
+          <w:tcPr>
+            <w:tcW w:type="dxa" w:w="5904"/>
+            <w:shd w:fill="FFFFFF"/>
+            <w:tcBorders>
+              <w:top w:val="single" w:sz="6" w:space="0" w:color="D6E5EC"/>
+              <w:left w:val="single" w:sz="6" w:space="0" w:color="D6E5EC"/>
+              <w:bottom w:val="single" w:sz="6" w:space="0" w:color="D6E5EC"/>
+              <w:right w:val="single" w:sz="6" w:space="0" w:color="D6E5EC"/>
+            </w:tcBorders>
+            <w:tcMar>
+              <w:top w:w="90" w:type="dxa"/>
+              <w:start w:w="120" w:type="dxa"/>
+              <w:bottom w:w="90" w:type="dxa"/>
+              <w:end w:w="120" w:type="dxa"/>
+            </w:tcMar>
+            <w:vAlign w:val="center"/>
+          </w:tcPr>
+          <w:p>
+            <w:pPr>
+              <w:spacing w:after="0"/>
+            </w:pPr>
+            <w:r>
+              <w:rPr>
+                <w:rFonts w:ascii="Arial" w:hAnsi="Arial"/>
+                <w:b w:val="0"/>
+                <w:color w:val="1F3642"/>
+                <w:sz w:val="18"/>
+              </w:rPr>
+              <w:t>Add, remove or restore location labels that match local language, for example Bedroom instead of Side room. Keep at least one location.</w:t>
+            </w:r>
+          </w:p>
+        </w:tc>
+      </w:tr>
+      <w:tr>
+        <w:tc>
+          <w:tcPr>
+            <w:tcW w:type="dxa" w:w="3384"/>
+            <w:shd w:fill="F3F8FA"/>
+            <w:tcBorders>
+              <w:top w:val="single" w:sz="6" w:space="0" w:color="D6E5EC"/>
+              <w:left w:val="single" w:sz="6" w:space="0" w:color="D6E5EC"/>
+              <w:bottom w:val="single" w:sz="6" w:space="0" w:color="D6E5EC"/>
+              <w:right w:val="single" w:sz="6" w:space="0" w:color="D6E5EC"/>
+            </w:tcBorders>
+            <w:tcMar>
+              <w:top w:w="90" w:type="dxa"/>
+              <w:start w:w="120" w:type="dxa"/>
+              <w:bottom w:w="90" w:type="dxa"/>
+              <w:end w:w="120" w:type="dxa"/>
+            </w:tcMar>
+            <w:vAlign w:val="center"/>
+          </w:tcPr>
+          <w:p>
+            <w:pPr>
+              <w:spacing w:after="0"/>
+            </w:pPr>
+            <w:r>
+              <w:rPr>
+                <w:rFonts w:ascii="Arial" w:hAnsi="Arial"/>
+                <w:b/>
+                <w:color w:val="082A58"/>
+                <w:sz w:val="18"/>
+              </w:rPr>
+              <w:t>Verified observations</w:t>
+            </w:r>
+          </w:p>
+        </w:tc>
+        <w:tc>
+          <w:tcPr>
+            <w:tcW w:type="dxa" w:w="5904"/>
+            <w:shd w:fill="FFFFFF"/>
+            <w:tcBorders>
+              <w:top w:val="single" w:sz="6" w:space="0" w:color="D6E5EC"/>
+              <w:left w:val="single" w:sz="6" w:space="0" w:color="D6E5EC"/>
+              <w:bottom w:val="single" w:sz="6" w:space="0" w:color="D6E5EC"/>
+              <w:right w:val="single" w:sz="6" w:space="0" w:color="D6E5EC"/>
+            </w:tcBorders>
+            <w:tcMar>
+              <w:top w:w="90" w:type="dxa"/>
+              <w:start w:w="120" w:type="dxa"/>
+              <w:bottom w:w="90" w:type="dxa"/>
+              <w:end w:w="120" w:type="dxa"/>
+            </w:tcMar>
+            <w:vAlign w:val="center"/>
+          </w:tcPr>
+          <w:p>
+            <w:pPr>
+              <w:spacing w:after="0"/>
+            </w:pPr>
+            <w:r>
+              <w:rPr>
+                <w:rFonts w:ascii="Arial" w:hAnsi="Arial"/>
+                <w:b w:val="0"/>
+                <w:color w:val="1F3642"/>
+                <w:sz w:val="18"/>
+              </w:rPr>
+              <w:t>When included in the organisation package, enables optional NFC or QR room and personal identification verification.</w:t>
+            </w:r>
+          </w:p>
+        </w:tc>
+      </w:tr>
+      <w:tr>
+        <w:tc>
+          <w:tcPr>
+            <w:tcW w:type="dxa" w:w="3384"/>
+            <w:shd w:fill="F3F8FA"/>
+            <w:tcBorders>
+              <w:top w:val="single" w:sz="6" w:space="0" w:color="D6E5EC"/>
+              <w:left w:val="single" w:sz="6" w:space="0" w:color="D6E5EC"/>
+              <w:bottom w:val="single" w:sz="6" w:space="0" w:color="D6E5EC"/>
+              <w:right w:val="single" w:sz="6" w:space="0" w:color="D6E5EC"/>
+            </w:tcBorders>
+            <w:tcMar>
+              <w:top w:w="90" w:type="dxa"/>
+              <w:start w:w="120" w:type="dxa"/>
+              <w:bottom w:w="90" w:type="dxa"/>
+              <w:end w:w="120" w:type="dxa"/>
+            </w:tcMar>
+            <w:vAlign w:val="center"/>
+          </w:tcPr>
+          <w:p>
+            <w:pPr>
+              <w:spacing w:after="0"/>
+            </w:pPr>
+            <w:r>
+              <w:rPr>
+                <w:rFonts w:ascii="Arial" w:hAnsi="Arial"/>
+                <w:b/>
+                <w:color w:val="082A58"/>
+                <w:sz w:val="18"/>
+              </w:rPr>
               <w:t>Intermittent observation interval</w:t>
             </w:r>
           </w:p>
@@ -4201,7 +4895,501 @@
         <w:pStyle w:val="Heading1"/>
       </w:pPr>
       <w:r>
-        <w:t>7. Recommended manager workflow</w:t>
+        <w:t>8. Patient management and identification</w:t>
+      </w:r>
+    </w:p>
+    <w:tbl>
+      <w:tblPr>
+        <w:tblW w:type="dxa" w:w="9360"/>
+        <w:jc w:val="center"/>
+        <w:tblLayout w:type="fixed"/>
+        <w:tblLook w:firstColumn="1" w:firstRow="1" w:lastColumn="0" w:lastRow="0" w:noHBand="0" w:noVBand="1" w:val="04A0"/>
+      </w:tblPr>
+      <w:tblGrid>
+        <w:gridCol w:w="3384"/>
+        <w:gridCol w:w="5904"/>
+      </w:tblGrid>
+      <w:tr>
+        <w:tc>
+          <w:tcPr>
+            <w:tcW w:type="dxa" w:w="3384"/>
+            <w:shd w:fill="0A2F63"/>
+            <w:tcBorders>
+              <w:top w:val="single" w:sz="6" w:space="0" w:color="0A2F63"/>
+              <w:left w:val="single" w:sz="6" w:space="0" w:color="0A2F63"/>
+              <w:bottom w:val="single" w:sz="6" w:space="0" w:color="0A2F63"/>
+              <w:right w:val="single" w:sz="6" w:space="0" w:color="0A2F63"/>
+            </w:tcBorders>
+            <w:tcMar>
+              <w:top w:w="90" w:type="dxa"/>
+              <w:start w:w="120" w:type="dxa"/>
+              <w:bottom w:w="90" w:type="dxa"/>
+              <w:end w:w="120" w:type="dxa"/>
+            </w:tcMar>
+          </w:tcPr>
+          <w:p>
+            <w:pPr>
+              <w:spacing w:after="0"/>
+            </w:pPr>
+            <w:r>
+              <w:rPr>
+                <w:rFonts w:ascii="Arial" w:hAnsi="Arial"/>
+                <w:b/>
+                <w:color w:val="FFFFFF"/>
+                <w:sz w:val="18"/>
+              </w:rPr>
+              <w:t>Area</w:t>
+            </w:r>
+          </w:p>
+        </w:tc>
+        <w:tc>
+          <w:tcPr>
+            <w:tcW w:type="dxa" w:w="5904"/>
+            <w:shd w:fill="0A2F63"/>
+            <w:tcBorders>
+              <w:top w:val="single" w:sz="6" w:space="0" w:color="0A2F63"/>
+              <w:left w:val="single" w:sz="6" w:space="0" w:color="0A2F63"/>
+              <w:bottom w:val="single" w:sz="6" w:space="0" w:color="0A2F63"/>
+              <w:right w:val="single" w:sz="6" w:space="0" w:color="0A2F63"/>
+            </w:tcBorders>
+            <w:tcMar>
+              <w:top w:w="90" w:type="dxa"/>
+              <w:start w:w="120" w:type="dxa"/>
+              <w:bottom w:w="90" w:type="dxa"/>
+              <w:end w:w="120" w:type="dxa"/>
+            </w:tcMar>
+          </w:tcPr>
+          <w:p>
+            <w:pPr>
+              <w:spacing w:after="0"/>
+            </w:pPr>
+            <w:r>
+              <w:rPr>
+                <w:rFonts w:ascii="Arial" w:hAnsi="Arial"/>
+                <w:b/>
+                <w:color w:val="FFFFFF"/>
+                <w:sz w:val="18"/>
+              </w:rPr>
+              <w:t>Manager guidance</w:t>
+            </w:r>
+          </w:p>
+        </w:tc>
+      </w:tr>
+      <w:tr>
+        <w:tc>
+          <w:tcPr>
+            <w:tcW w:type="dxa" w:w="3384"/>
+            <w:shd w:fill="F3F8FA"/>
+            <w:tcBorders>
+              <w:top w:val="single" w:sz="6" w:space="0" w:color="D6E5EC"/>
+              <w:left w:val="single" w:sz="6" w:space="0" w:color="D6E5EC"/>
+              <w:bottom w:val="single" w:sz="6" w:space="0" w:color="D6E5EC"/>
+              <w:right w:val="single" w:sz="6" w:space="0" w:color="D6E5EC"/>
+            </w:tcBorders>
+            <w:tcMar>
+              <w:top w:w="90" w:type="dxa"/>
+              <w:start w:w="120" w:type="dxa"/>
+              <w:bottom w:w="90" w:type="dxa"/>
+              <w:end w:w="120" w:type="dxa"/>
+            </w:tcMar>
+            <w:vAlign w:val="center"/>
+          </w:tcPr>
+          <w:p>
+            <w:pPr>
+              <w:spacing w:after="0"/>
+            </w:pPr>
+            <w:r>
+              <w:rPr>
+                <w:rFonts w:ascii="Arial" w:hAnsi="Arial"/>
+                <w:b/>
+                <w:color w:val="082A58"/>
+                <w:sz w:val="18"/>
+              </w:rPr>
+              <w:t>Patient identity</w:t>
+            </w:r>
+          </w:p>
+        </w:tc>
+        <w:tc>
+          <w:tcPr>
+            <w:tcW w:type="dxa" w:w="5904"/>
+            <w:shd w:fill="FFFFFF"/>
+            <w:tcBorders>
+              <w:top w:val="single" w:sz="6" w:space="0" w:color="D6E5EC"/>
+              <w:left w:val="single" w:sz="6" w:space="0" w:color="D6E5EC"/>
+              <w:bottom w:val="single" w:sz="6" w:space="0" w:color="D6E5EC"/>
+              <w:right w:val="single" w:sz="6" w:space="0" w:color="D6E5EC"/>
+            </w:tcBorders>
+            <w:tcMar>
+              <w:top w:w="90" w:type="dxa"/>
+              <w:start w:w="120" w:type="dxa"/>
+              <w:bottom w:w="90" w:type="dxa"/>
+              <w:end w:w="120" w:type="dxa"/>
+            </w:tcMar>
+            <w:vAlign w:val="center"/>
+          </w:tcPr>
+          <w:p>
+            <w:pPr>
+              <w:spacing w:after="0"/>
+            </w:pPr>
+            <w:r>
+              <w:rPr>
+                <w:rFonts w:ascii="Arial" w:hAnsi="Arial"/>
+                <w:b w:val="0"/>
+                <w:color w:val="1F3642"/>
+                <w:sz w:val="18"/>
+              </w:rPr>
+              <w:t>Record name, hospital or NHS number, room, date of birth and relevant next-of-kin contact details accurately.</w:t>
+            </w:r>
+          </w:p>
+        </w:tc>
+      </w:tr>
+      <w:tr>
+        <w:tc>
+          <w:tcPr>
+            <w:tcW w:type="dxa" w:w="3384"/>
+            <w:shd w:fill="F3F8FA"/>
+            <w:tcBorders>
+              <w:top w:val="single" w:sz="6" w:space="0" w:color="D6E5EC"/>
+              <w:left w:val="single" w:sz="6" w:space="0" w:color="D6E5EC"/>
+              <w:bottom w:val="single" w:sz="6" w:space="0" w:color="D6E5EC"/>
+              <w:right w:val="single" w:sz="6" w:space="0" w:color="D6E5EC"/>
+            </w:tcBorders>
+            <w:tcMar>
+              <w:top w:w="90" w:type="dxa"/>
+              <w:start w:w="120" w:type="dxa"/>
+              <w:bottom w:w="90" w:type="dxa"/>
+              <w:end w:w="120" w:type="dxa"/>
+            </w:tcMar>
+            <w:vAlign w:val="center"/>
+          </w:tcPr>
+          <w:p>
+            <w:pPr>
+              <w:spacing w:after="0"/>
+            </w:pPr>
+            <w:r>
+              <w:rPr>
+                <w:rFonts w:ascii="Arial" w:hAnsi="Arial"/>
+                <w:b/>
+                <w:color w:val="082A58"/>
+                <w:sz w:val="18"/>
+              </w:rPr>
+              <w:t>Transfer</w:t>
+            </w:r>
+          </w:p>
+        </w:tc>
+        <w:tc>
+          <w:tcPr>
+            <w:tcW w:type="dxa" w:w="5904"/>
+            <w:shd w:fill="FFFFFF"/>
+            <w:tcBorders>
+              <w:top w:val="single" w:sz="6" w:space="0" w:color="D6E5EC"/>
+              <w:left w:val="single" w:sz="6" w:space="0" w:color="D6E5EC"/>
+              <w:bottom w:val="single" w:sz="6" w:space="0" w:color="D6E5EC"/>
+              <w:right w:val="single" w:sz="6" w:space="0" w:color="D6E5EC"/>
+            </w:tcBorders>
+            <w:tcMar>
+              <w:top w:w="90" w:type="dxa"/>
+              <w:start w:w="120" w:type="dxa"/>
+              <w:bottom w:w="90" w:type="dxa"/>
+              <w:end w:w="120" w:type="dxa"/>
+            </w:tcMar>
+            <w:vAlign w:val="center"/>
+          </w:tcPr>
+          <w:p>
+            <w:pPr>
+              <w:spacing w:after="0"/>
+            </w:pPr>
+            <w:r>
+              <w:rPr>
+                <w:rFonts w:ascii="Arial" w:hAnsi="Arial"/>
+                <w:b w:val="0"/>
+                <w:color w:val="1F3642"/>
+                <w:sz w:val="18"/>
+              </w:rPr>
+              <w:t>Choose the destination ward, record a reason and check the confirmation prompt before transferring. Transfer access is restricted to authorised roles.</w:t>
+            </w:r>
+          </w:p>
+        </w:tc>
+      </w:tr>
+      <w:tr>
+        <w:tc>
+          <w:tcPr>
+            <w:tcW w:type="dxa" w:w="3384"/>
+            <w:shd w:fill="F3F8FA"/>
+            <w:tcBorders>
+              <w:top w:val="single" w:sz="6" w:space="0" w:color="D6E5EC"/>
+              <w:left w:val="single" w:sz="6" w:space="0" w:color="D6E5EC"/>
+              <w:bottom w:val="single" w:sz="6" w:space="0" w:color="D6E5EC"/>
+              <w:right w:val="single" w:sz="6" w:space="0" w:color="D6E5EC"/>
+            </w:tcBorders>
+            <w:tcMar>
+              <w:top w:w="90" w:type="dxa"/>
+              <w:start w:w="120" w:type="dxa"/>
+              <w:bottom w:w="90" w:type="dxa"/>
+              <w:end w:w="120" w:type="dxa"/>
+            </w:tcMar>
+            <w:vAlign w:val="center"/>
+          </w:tcPr>
+          <w:p>
+            <w:pPr>
+              <w:spacing w:after="0"/>
+            </w:pPr>
+            <w:r>
+              <w:rPr>
+                <w:rFonts w:ascii="Arial" w:hAnsi="Arial"/>
+                <w:b/>
+                <w:color w:val="082A58"/>
+                <w:sz w:val="18"/>
+              </w:rPr>
+              <w:t>Archive</w:t>
+            </w:r>
+          </w:p>
+        </w:tc>
+        <w:tc>
+          <w:tcPr>
+            <w:tcW w:type="dxa" w:w="5904"/>
+            <w:shd w:fill="FFFFFF"/>
+            <w:tcBorders>
+              <w:top w:val="single" w:sz="6" w:space="0" w:color="D6E5EC"/>
+              <w:left w:val="single" w:sz="6" w:space="0" w:color="D6E5EC"/>
+              <w:bottom w:val="single" w:sz="6" w:space="0" w:color="D6E5EC"/>
+              <w:right w:val="single" w:sz="6" w:space="0" w:color="D6E5EC"/>
+            </w:tcBorders>
+            <w:tcMar>
+              <w:top w:w="90" w:type="dxa"/>
+              <w:start w:w="120" w:type="dxa"/>
+              <w:bottom w:w="90" w:type="dxa"/>
+              <w:end w:w="120" w:type="dxa"/>
+            </w:tcMar>
+            <w:vAlign w:val="center"/>
+          </w:tcPr>
+          <w:p>
+            <w:pPr>
+              <w:spacing w:after="0"/>
+            </w:pPr>
+            <w:r>
+              <w:rPr>
+                <w:rFonts w:ascii="Arial" w:hAnsi="Arial"/>
+                <w:b w:val="0"/>
+                <w:color w:val="1F3642"/>
+                <w:sz w:val="18"/>
+              </w:rPr>
+              <w:t>Record a reason and confirm before archiving. Archived patients remain available to authorised managers and can be restored if they return.</w:t>
+            </w:r>
+          </w:p>
+        </w:tc>
+      </w:tr>
+      <w:tr>
+        <w:tc>
+          <w:tcPr>
+            <w:tcW w:type="dxa" w:w="3384"/>
+            <w:shd w:fill="F3F8FA"/>
+            <w:tcBorders>
+              <w:top w:val="single" w:sz="6" w:space="0" w:color="D6E5EC"/>
+              <w:left w:val="single" w:sz="6" w:space="0" w:color="D6E5EC"/>
+              <w:bottom w:val="single" w:sz="6" w:space="0" w:color="D6E5EC"/>
+              <w:right w:val="single" w:sz="6" w:space="0" w:color="D6E5EC"/>
+            </w:tcBorders>
+            <w:tcMar>
+              <w:top w:w="90" w:type="dxa"/>
+              <w:start w:w="120" w:type="dxa"/>
+              <w:bottom w:w="90" w:type="dxa"/>
+              <w:end w:w="120" w:type="dxa"/>
+            </w:tcMar>
+            <w:vAlign w:val="center"/>
+          </w:tcPr>
+          <w:p>
+            <w:pPr>
+              <w:spacing w:after="0"/>
+            </w:pPr>
+            <w:r>
+              <w:rPr>
+                <w:rFonts w:ascii="Arial" w:hAnsi="Arial"/>
+                <w:b/>
+                <w:color w:val="082A58"/>
+                <w:sz w:val="18"/>
+              </w:rPr>
+              <w:t>Room tag</w:t>
+            </w:r>
+          </w:p>
+        </w:tc>
+        <w:tc>
+          <w:tcPr>
+            <w:tcW w:type="dxa" w:w="5904"/>
+            <w:shd w:fill="FFFFFF"/>
+            <w:tcBorders>
+              <w:top w:val="single" w:sz="6" w:space="0" w:color="D6E5EC"/>
+              <w:left w:val="single" w:sz="6" w:space="0" w:color="D6E5EC"/>
+              <w:bottom w:val="single" w:sz="6" w:space="0" w:color="D6E5EC"/>
+              <w:right w:val="single" w:sz="6" w:space="0" w:color="D6E5EC"/>
+            </w:tcBorders>
+            <w:tcMar>
+              <w:top w:w="90" w:type="dxa"/>
+              <w:start w:w="120" w:type="dxa"/>
+              <w:bottom w:w="90" w:type="dxa"/>
+              <w:end w:w="120" w:type="dxa"/>
+            </w:tcMar>
+            <w:vAlign w:val="center"/>
+          </w:tcPr>
+          <w:p>
+            <w:pPr>
+              <w:spacing w:after="0"/>
+            </w:pPr>
+            <w:r>
+              <w:rPr>
+                <w:rFonts w:ascii="Arial" w:hAnsi="Arial"/>
+                <w:b w:val="0"/>
+                <w:color w:val="1F3642"/>
+                <w:sz w:val="18"/>
+              </w:rPr>
+              <w:t>Create an NFC or printable QR location tag. It verifies the room, but staff must still visually observe the patient.</w:t>
+            </w:r>
+          </w:p>
+        </w:tc>
+      </w:tr>
+      <w:tr>
+        <w:tc>
+          <w:tcPr>
+            <w:tcW w:type="dxa" w:w="3384"/>
+            <w:shd w:fill="F3F8FA"/>
+            <w:tcBorders>
+              <w:top w:val="single" w:sz="6" w:space="0" w:color="D6E5EC"/>
+              <w:left w:val="single" w:sz="6" w:space="0" w:color="D6E5EC"/>
+              <w:bottom w:val="single" w:sz="6" w:space="0" w:color="D6E5EC"/>
+              <w:right w:val="single" w:sz="6" w:space="0" w:color="D6E5EC"/>
+            </w:tcBorders>
+            <w:tcMar>
+              <w:top w:w="90" w:type="dxa"/>
+              <w:start w:w="120" w:type="dxa"/>
+              <w:bottom w:w="90" w:type="dxa"/>
+              <w:end w:w="120" w:type="dxa"/>
+            </w:tcMar>
+            <w:vAlign w:val="center"/>
+          </w:tcPr>
+          <w:p>
+            <w:pPr>
+              <w:spacing w:after="0"/>
+            </w:pPr>
+            <w:r>
+              <w:rPr>
+                <w:rFonts w:ascii="Arial" w:hAnsi="Arial"/>
+                <w:b/>
+                <w:color w:val="082A58"/>
+                <w:sz w:val="18"/>
+              </w:rPr>
+              <w:t>Personal badge</w:t>
+            </w:r>
+          </w:p>
+        </w:tc>
+        <w:tc>
+          <w:tcPr>
+            <w:tcW w:type="dxa" w:w="5904"/>
+            <w:shd w:fill="FFFFFF"/>
+            <w:tcBorders>
+              <w:top w:val="single" w:sz="6" w:space="0" w:color="D6E5EC"/>
+              <w:left w:val="single" w:sz="6" w:space="0" w:color="D6E5EC"/>
+              <w:bottom w:val="single" w:sz="6" w:space="0" w:color="D6E5EC"/>
+              <w:right w:val="single" w:sz="6" w:space="0" w:color="D6E5EC"/>
+            </w:tcBorders>
+            <w:tcMar>
+              <w:top w:w="90" w:type="dxa"/>
+              <w:start w:w="120" w:type="dxa"/>
+              <w:bottom w:w="90" w:type="dxa"/>
+              <w:end w:w="120" w:type="dxa"/>
+            </w:tcMar>
+            <w:vAlign w:val="center"/>
+          </w:tcPr>
+          <w:p>
+            <w:pPr>
+              <w:spacing w:after="0"/>
+            </w:pPr>
+            <w:r>
+              <w:rPr>
+                <w:rFonts w:ascii="Arial" w:hAnsi="Arial"/>
+                <w:b w:val="0"/>
+                <w:color w:val="1F3642"/>
+                <w:sz w:val="18"/>
+              </w:rPr>
+              <w:t>With consent or a recorded best-interests decision, create an optional patient NFC/QR badge and printable ID card.</w:t>
+            </w:r>
+          </w:p>
+        </w:tc>
+      </w:tr>
+      <w:tr>
+        <w:tc>
+          <w:tcPr>
+            <w:tcW w:type="dxa" w:w="3384"/>
+            <w:shd w:fill="F3F8FA"/>
+            <w:tcBorders>
+              <w:top w:val="single" w:sz="6" w:space="0" w:color="D6E5EC"/>
+              <w:left w:val="single" w:sz="6" w:space="0" w:color="D6E5EC"/>
+              <w:bottom w:val="single" w:sz="6" w:space="0" w:color="D6E5EC"/>
+              <w:right w:val="single" w:sz="6" w:space="0" w:color="D6E5EC"/>
+            </w:tcBorders>
+            <w:tcMar>
+              <w:top w:w="90" w:type="dxa"/>
+              <w:start w:w="120" w:type="dxa"/>
+              <w:bottom w:w="90" w:type="dxa"/>
+              <w:end w:w="120" w:type="dxa"/>
+            </w:tcMar>
+            <w:vAlign w:val="center"/>
+          </w:tcPr>
+          <w:p>
+            <w:pPr>
+              <w:spacing w:after="0"/>
+            </w:pPr>
+            <w:r>
+              <w:rPr>
+                <w:rFonts w:ascii="Arial" w:hAnsi="Arial"/>
+                <w:b/>
+                <w:color w:val="082A58"/>
+                <w:sz w:val="18"/>
+              </w:rPr>
+              <w:t>Tag privacy</w:t>
+            </w:r>
+          </w:p>
+        </w:tc>
+        <w:tc>
+          <w:tcPr>
+            <w:tcW w:type="dxa" w:w="5904"/>
+            <w:shd w:fill="FFFFFF"/>
+            <w:tcBorders>
+              <w:top w:val="single" w:sz="6" w:space="0" w:color="D6E5EC"/>
+              <w:left w:val="single" w:sz="6" w:space="0" w:color="D6E5EC"/>
+              <w:bottom w:val="single" w:sz="6" w:space="0" w:color="D6E5EC"/>
+              <w:right w:val="single" w:sz="6" w:space="0" w:color="D6E5EC"/>
+            </w:tcBorders>
+            <w:tcMar>
+              <w:top w:w="90" w:type="dxa"/>
+              <w:start w:w="120" w:type="dxa"/>
+              <w:bottom w:w="90" w:type="dxa"/>
+              <w:end w:w="120" w:type="dxa"/>
+            </w:tcMar>
+            <w:vAlign w:val="center"/>
+          </w:tcPr>
+          <w:p>
+            <w:pPr>
+              <w:spacing w:after="0"/>
+            </w:pPr>
+            <w:r>
+              <w:rPr>
+                <w:rFonts w:ascii="Arial" w:hAnsi="Arial"/>
+                <w:b w:val="0"/>
+                <w:color w:val="1F3642"/>
+                <w:sz w:val="18"/>
+              </w:rPr>
+              <w:t>Tags contain only a random SecureObs identifier. Names, dates of birth and hospital numbers are not written into NFC or QR payloads.</w:t>
+            </w:r>
+          </w:p>
+        </w:tc>
+      </w:tr>
+    </w:tbl>
+    <w:p>
+      <w:pPr>
+        <w:pStyle w:val="Heading1"/>
+      </w:pPr>
+      <w:r>
+        <w:t>9. Recommended manager workflow</w:t>
       </w:r>
     </w:p>
     <w:p>
@@ -4244,6 +5432,20 @@
           <w:sz w:val="19"/>
         </w:rPr>
         <w:t>Add permanent staff records, assign ward access and set active status.</w:t>
+      </w:r>
+    </w:p>
+    <w:p>
+      <w:pPr>
+        <w:pStyle w:val="ListBullet"/>
+        <w:spacing w:after="60"/>
+      </w:pPr>
+      <w:r>
+        <w:rPr>
+          <w:rFonts w:ascii="Arial" w:hAnsi="Arial"/>
+          <w:color w:val="1E3744"/>
+          <w:sz w:val="19"/>
+        </w:rPr>
+        <w:t>Create bank and agency workers in Temporary staff setup with an exact access window.</w:t>
       </w:r>
     </w:p>
     <w:p>
@@ -4321,7 +5523,7 @@
         <w:pStyle w:val="Heading1"/>
       </w:pPr>
       <w:r>
-        <w:t>8. Safety checks before go-live</w:t>
+        <w:t>10. Safety checks before go-live</w:t>
       </w:r>
     </w:p>
     <w:tbl>
@@ -4703,6 +5905,142 @@
                 <w:color w:val="082A58"/>
                 <w:sz w:val="18"/>
               </w:rPr>
+              <w:t>Temporary access</w:t>
+            </w:r>
+          </w:p>
+        </w:tc>
+        <w:tc>
+          <w:tcPr>
+            <w:tcW w:type="dxa" w:w="5904"/>
+            <w:shd w:fill="FFFFFF"/>
+            <w:tcBorders>
+              <w:top w:val="single" w:sz="6" w:space="0" w:color="D6E5EC"/>
+              <w:left w:val="single" w:sz="6" w:space="0" w:color="D6E5EC"/>
+              <w:bottom w:val="single" w:sz="6" w:space="0" w:color="D6E5EC"/>
+              <w:right w:val="single" w:sz="6" w:space="0" w:color="D6E5EC"/>
+            </w:tcBorders>
+            <w:tcMar>
+              <w:top w:w="90" w:type="dxa"/>
+              <w:start w:w="120" w:type="dxa"/>
+              <w:bottom w:w="90" w:type="dxa"/>
+              <w:end w:w="120" w:type="dxa"/>
+            </w:tcMar>
+            <w:vAlign w:val="center"/>
+          </w:tcPr>
+          <w:p>
+            <w:pPr>
+              <w:spacing w:after="0"/>
+            </w:pPr>
+            <w:r>
+              <w:rPr>
+                <w:rFonts w:ascii="Arial" w:hAnsi="Arial"/>
+                <w:b w:val="0"/>
+                <w:color w:val="1F3642"/>
+                <w:sz w:val="18"/>
+              </w:rPr>
+              <w:t>Bank and agency records have individual identities, correct wards and exact start/end times.</w:t>
+            </w:r>
+          </w:p>
+        </w:tc>
+      </w:tr>
+      <w:tr>
+        <w:tc>
+          <w:tcPr>
+            <w:tcW w:type="dxa" w:w="3384"/>
+            <w:shd w:fill="F3F8FA"/>
+            <w:tcBorders>
+              <w:top w:val="single" w:sz="6" w:space="0" w:color="D6E5EC"/>
+              <w:left w:val="single" w:sz="6" w:space="0" w:color="D6E5EC"/>
+              <w:bottom w:val="single" w:sz="6" w:space="0" w:color="D6E5EC"/>
+              <w:right w:val="single" w:sz="6" w:space="0" w:color="D6E5EC"/>
+            </w:tcBorders>
+            <w:tcMar>
+              <w:top w:w="90" w:type="dxa"/>
+              <w:start w:w="120" w:type="dxa"/>
+              <w:bottom w:w="90" w:type="dxa"/>
+              <w:end w:w="120" w:type="dxa"/>
+            </w:tcMar>
+            <w:vAlign w:val="center"/>
+          </w:tcPr>
+          <w:p>
+            <w:pPr>
+              <w:spacing w:after="0"/>
+            </w:pPr>
+            <w:r>
+              <w:rPr>
+                <w:rFonts w:ascii="Arial" w:hAnsi="Arial"/>
+                <w:b/>
+                <w:color w:val="082A58"/>
+                <w:sz w:val="18"/>
+              </w:rPr>
+              <w:t>Patient administration</w:t>
+            </w:r>
+          </w:p>
+        </w:tc>
+        <w:tc>
+          <w:tcPr>
+            <w:tcW w:type="dxa" w:w="5904"/>
+            <w:shd w:fill="FFFFFF"/>
+            <w:tcBorders>
+              <w:top w:val="single" w:sz="6" w:space="0" w:color="D6E5EC"/>
+              <w:left w:val="single" w:sz="6" w:space="0" w:color="D6E5EC"/>
+              <w:bottom w:val="single" w:sz="6" w:space="0" w:color="D6E5EC"/>
+              <w:right w:val="single" w:sz="6" w:space="0" w:color="D6E5EC"/>
+            </w:tcBorders>
+            <w:tcMar>
+              <w:top w:w="90" w:type="dxa"/>
+              <w:start w:w="120" w:type="dxa"/>
+              <w:bottom w:w="90" w:type="dxa"/>
+              <w:end w:w="120" w:type="dxa"/>
+            </w:tcMar>
+            <w:vAlign w:val="center"/>
+          </w:tcPr>
+          <w:p>
+            <w:pPr>
+              <w:spacing w:after="0"/>
+            </w:pPr>
+            <w:r>
+              <w:rPr>
+                <w:rFonts w:ascii="Arial" w:hAnsi="Arial"/>
+                <w:b w:val="0"/>
+                <w:color w:val="1F3642"/>
+                <w:sz w:val="18"/>
+              </w:rPr>
+              <w:t>Transfer, archive, restore and identification-tag responsibilities are assigned to authorised roles.</w:t>
+            </w:r>
+          </w:p>
+        </w:tc>
+      </w:tr>
+      <w:tr>
+        <w:tc>
+          <w:tcPr>
+            <w:tcW w:type="dxa" w:w="3384"/>
+            <w:shd w:fill="F3F8FA"/>
+            <w:tcBorders>
+              <w:top w:val="single" w:sz="6" w:space="0" w:color="D6E5EC"/>
+              <w:left w:val="single" w:sz="6" w:space="0" w:color="D6E5EC"/>
+              <w:bottom w:val="single" w:sz="6" w:space="0" w:color="D6E5EC"/>
+              <w:right w:val="single" w:sz="6" w:space="0" w:color="D6E5EC"/>
+            </w:tcBorders>
+            <w:tcMar>
+              <w:top w:w="90" w:type="dxa"/>
+              <w:start w:w="120" w:type="dxa"/>
+              <w:bottom w:w="90" w:type="dxa"/>
+              <w:end w:w="120" w:type="dxa"/>
+            </w:tcMar>
+            <w:vAlign w:val="center"/>
+          </w:tcPr>
+          <w:p>
+            <w:pPr>
+              <w:spacing w:after="0"/>
+            </w:pPr>
+            <w:r>
+              <w:rPr>
+                <w:rFonts w:ascii="Arial" w:hAnsi="Arial"/>
+                <w:b/>
+                <w:color w:val="082A58"/>
+                <w:sz w:val="18"/>
+              </w:rPr>
               <w:t>Session timeout</w:t>
             </w:r>
           </w:p>
@@ -4951,7 +6289,7 @@
         <w:pStyle w:val="Heading1"/>
       </w:pPr>
       <w:r>
-        <w:t>9. Troubleshooting</w:t>
+        <w:t>11. Troubleshooting</w:t>
       </w:r>
     </w:p>
     <w:tbl>
@@ -5401,6 +6739,142 @@
                 <w:color w:val="082A58"/>
                 <w:sz w:val="18"/>
               </w:rPr>
+              <w:t>Temporary worker signed out</w:t>
+            </w:r>
+          </w:p>
+        </w:tc>
+        <w:tc>
+          <w:tcPr>
+            <w:tcW w:type="dxa" w:w="5904"/>
+            <w:shd w:fill="FFFFFF"/>
+            <w:tcBorders>
+              <w:top w:val="single" w:sz="6" w:space="0" w:color="D6E5EC"/>
+              <w:left w:val="single" w:sz="6" w:space="0" w:color="D6E5EC"/>
+              <w:bottom w:val="single" w:sz="6" w:space="0" w:color="D6E5EC"/>
+              <w:right w:val="single" w:sz="6" w:space="0" w:color="D6E5EC"/>
+            </w:tcBorders>
+            <w:tcMar>
+              <w:top w:w="90" w:type="dxa"/>
+              <w:start w:w="120" w:type="dxa"/>
+              <w:bottom w:w="90" w:type="dxa"/>
+              <w:end w:w="120" w:type="dxa"/>
+            </w:tcMar>
+            <w:vAlign w:val="center"/>
+          </w:tcPr>
+          <w:p>
+            <w:pPr>
+              <w:spacing w:after="0"/>
+            </w:pPr>
+            <w:r>
+              <w:rPr>
+                <w:rFonts w:ascii="Arial" w:hAnsi="Arial"/>
+                <w:b w:val="0"/>
+                <w:color w:val="1F3642"/>
+                <w:sz w:val="18"/>
+              </w:rPr>
+              <w:t>Check the saved allocation end time. Extend it only if the worker remains authorised and the manager has confirmed the new end time.</w:t>
+            </w:r>
+          </w:p>
+        </w:tc>
+      </w:tr>
+      <w:tr>
+        <w:tc>
+          <w:tcPr>
+            <w:tcW w:type="dxa" w:w="3384"/>
+            <w:shd w:fill="F3F8FA"/>
+            <w:tcBorders>
+              <w:top w:val="single" w:sz="6" w:space="0" w:color="D6E5EC"/>
+              <w:left w:val="single" w:sz="6" w:space="0" w:color="D6E5EC"/>
+              <w:bottom w:val="single" w:sz="6" w:space="0" w:color="D6E5EC"/>
+              <w:right w:val="single" w:sz="6" w:space="0" w:color="D6E5EC"/>
+            </w:tcBorders>
+            <w:tcMar>
+              <w:top w:w="90" w:type="dxa"/>
+              <w:start w:w="120" w:type="dxa"/>
+              <w:bottom w:w="90" w:type="dxa"/>
+              <w:end w:w="120" w:type="dxa"/>
+            </w:tcMar>
+            <w:vAlign w:val="center"/>
+          </w:tcPr>
+          <w:p>
+            <w:pPr>
+              <w:spacing w:after="0"/>
+            </w:pPr>
+            <w:r>
+              <w:rPr>
+                <w:rFonts w:ascii="Arial" w:hAnsi="Arial"/>
+                <w:b/>
+                <w:color w:val="082A58"/>
+                <w:sz w:val="18"/>
+              </w:rPr>
+              <w:t>Patient tag does not verify</w:t>
+            </w:r>
+          </w:p>
+        </w:tc>
+        <w:tc>
+          <w:tcPr>
+            <w:tcW w:type="dxa" w:w="5904"/>
+            <w:shd w:fill="FFFFFF"/>
+            <w:tcBorders>
+              <w:top w:val="single" w:sz="6" w:space="0" w:color="D6E5EC"/>
+              <w:left w:val="single" w:sz="6" w:space="0" w:color="D6E5EC"/>
+              <w:bottom w:val="single" w:sz="6" w:space="0" w:color="D6E5EC"/>
+              <w:right w:val="single" w:sz="6" w:space="0" w:color="D6E5EC"/>
+            </w:tcBorders>
+            <w:tcMar>
+              <w:top w:w="90" w:type="dxa"/>
+              <w:start w:w="120" w:type="dxa"/>
+              <w:bottom w:w="90" w:type="dxa"/>
+              <w:end w:w="120" w:type="dxa"/>
+            </w:tcMar>
+            <w:vAlign w:val="center"/>
+          </w:tcPr>
+          <w:p>
+            <w:pPr>
+              <w:spacing w:after="0"/>
+            </w:pPr>
+            <w:r>
+              <w:rPr>
+                <w:rFonts w:ascii="Arial" w:hAnsi="Arial"/>
+                <w:b w:val="0"/>
+                <w:color w:val="1F3642"/>
+                <w:sz w:val="18"/>
+              </w:rPr>
+              <w:t>Confirm Verified observations is included, the correct patient or room tag is active, and the tablet has NFC or camera permission.</w:t>
+            </w:r>
+          </w:p>
+        </w:tc>
+      </w:tr>
+      <w:tr>
+        <w:tc>
+          <w:tcPr>
+            <w:tcW w:type="dxa" w:w="3384"/>
+            <w:shd w:fill="F3F8FA"/>
+            <w:tcBorders>
+              <w:top w:val="single" w:sz="6" w:space="0" w:color="D6E5EC"/>
+              <w:left w:val="single" w:sz="6" w:space="0" w:color="D6E5EC"/>
+              <w:bottom w:val="single" w:sz="6" w:space="0" w:color="D6E5EC"/>
+              <w:right w:val="single" w:sz="6" w:space="0" w:color="D6E5EC"/>
+            </w:tcBorders>
+            <w:tcMar>
+              <w:top w:w="90" w:type="dxa"/>
+              <w:start w:w="120" w:type="dxa"/>
+              <w:bottom w:w="90" w:type="dxa"/>
+              <w:end w:w="120" w:type="dxa"/>
+            </w:tcMar>
+            <w:vAlign w:val="center"/>
+          </w:tcPr>
+          <w:p>
+            <w:pPr>
+              <w:spacing w:after="0"/>
+            </w:pPr>
+            <w:r>
+              <w:rPr>
+                <w:rFonts w:ascii="Arial" w:hAnsi="Arial"/>
+                <w:b/>
+                <w:color w:val="082A58"/>
+                <w:sz w:val="18"/>
+              </w:rPr>
               <w:t>App locks after inactivity</w:t>
             </w:r>
           </w:p>
